--- a/website/public/notes/lab-02-detection-rule-evaluation.docx
+++ b/website/public/notes/lab-02-detection-rule-evaluation.docx
@@ -1337,6 +1337,1224 @@
         <w:spacing w:after="20"/>
       </w:pPr>
     </w:p>
+    <w:p>
+      <w:pPr>
+        <w:pageBreakBefore/>
+        <w:spacing w:before="0" w:after="20" w:line="240" w:lineRule="auto"/>
+        <w:jc w:val="right"/>
+      </w:pPr>
+      <w:r>
+        <w:rPr>
+          <w:rFonts w:ascii="Comic Neue" w:hAnsi="Comic Neue" w:eastAsia="Comic Neue"/>
+          <w:b/>
+          <w:i/>
+          <w:color w:val="688097"/>
+          <w:sz w:val="15"/>
+        </w:rPr>
+        <w:t>OPENCYBERPATH FIELD NOTEBOOK - MATCHED EXTERNAL PRACTICE</w:t>
+      </w:r>
+    </w:p>
+    <w:p>
+      <w:pPr>
+        <w:keepNext/>
+        <w:spacing w:before="100" w:after="80" w:line="240" w:lineRule="auto"/>
+      </w:pPr>
+      <w:r>
+        <w:rPr>
+          <w:rFonts w:ascii="Comic Neue" w:hAnsi="Comic Neue" w:eastAsia="Comic Neue"/>
+          <w:b/>
+          <w:i/>
+          <w:color w:val="087F8C"/>
+          <w:sz w:val="34"/>
+        </w:rPr>
+        <w:t>A real lab for these notes</w:t>
+      </w:r>
+    </w:p>
+    <w:p>
+      <w:pPr>
+        <w:spacing w:before="0" w:after="80" w:line="240" w:lineRule="auto"/>
+      </w:pPr>
+      <w:r>
+        <w:rPr>
+          <w:rFonts w:ascii="Comic Neue" w:hAnsi="Comic Neue" w:eastAsia="Comic Neue"/>
+          <w:b w:val="0"/>
+          <w:i w:val="0"/>
+          <w:color w:val="24344D"/>
+          <w:sz w:val="20"/>
+        </w:rPr>
+        <w:t>Topic: Detection engineering, labelled examples, and performance metrics. These pages connect the existing OpenCyberPath notes to specific provider-hosted exercises. The card label is intentionally generic; the exact task name and direct URL are listed here so you can open the right exercise instead of a whole catalogue.</w:t>
+      </w:r>
+    </w:p>
+    <w:p>
+      <w:pPr>
+        <w:keepNext/>
+        <w:spacing w:before="40" w:after="80" w:line="240" w:lineRule="auto"/>
+      </w:pPr>
+      <w:r>
+        <w:rPr>
+          <w:rFonts w:ascii="Comic Neue" w:hAnsi="Comic Neue" w:eastAsia="Comic Neue"/>
+          <w:b/>
+          <w:i/>
+          <w:color w:val="B34778"/>
+          <w:sz w:val="25"/>
+        </w:rPr>
+        <w:t>Concept checkpoints</w:t>
+      </w:r>
+    </w:p>
+    <w:p>
+      <w:pPr>
+        <w:pStyle w:val="ListBullet"/>
+        <w:spacing w:before="0" w:after="40" w:line="240" w:lineRule="auto"/>
+      </w:pPr>
+      <w:r>
+        <w:rPr>
+          <w:rFonts w:ascii="Comic Neue" w:hAnsi="Comic Neue" w:eastAsia="Comic Neue"/>
+          <w:b w:val="0"/>
+          <w:i w:val="0"/>
+          <w:color w:val="283A50"/>
+          <w:sz w:val="19"/>
+        </w:rPr>
+        <w:t>Treat the bundled labelled CSV as a fixed, synthetic test set.</w:t>
+      </w:r>
+    </w:p>
+    <w:p>
+      <w:pPr>
+        <w:pStyle w:val="ListBullet"/>
+        <w:spacing w:before="0" w:after="40" w:line="240" w:lineRule="auto"/>
+      </w:pPr>
+      <w:r>
+        <w:rPr>
+          <w:rFonts w:ascii="Comic Neue" w:hAnsi="Comic Neue" w:eastAsia="Comic Neue"/>
+          <w:b w:val="0"/>
+          <w:i w:val="0"/>
+          <w:color w:val="283A50"/>
+          <w:sz w:val="19"/>
+        </w:rPr>
+        <w:t>TP = suspicious and alert; FP = benign and alert; TN = benign and no alert; FN = suspicious and no alert.</w:t>
+      </w:r>
+    </w:p>
+    <w:p>
+      <w:pPr>
+        <w:pStyle w:val="ListBullet"/>
+        <w:spacing w:before="0" w:after="40" w:line="240" w:lineRule="auto"/>
+      </w:pPr>
+      <w:r>
+        <w:rPr>
+          <w:rFonts w:ascii="Comic Neue" w:hAnsi="Comic Neue" w:eastAsia="Comic Neue"/>
+          <w:b w:val="0"/>
+          <w:i w:val="0"/>
+          <w:color w:val="283A50"/>
+          <w:sz w:val="19"/>
+        </w:rPr>
+        <w:t>Precision is TP/(TP+FP); recall is TP/(TP+FN). Zero denominators need careful handling.</w:t>
+      </w:r>
+    </w:p>
+    <w:p>
+      <w:pPr>
+        <w:pStyle w:val="ListBullet"/>
+        <w:spacing w:before="0" w:after="40" w:line="240" w:lineRule="auto"/>
+      </w:pPr>
+      <w:r>
+        <w:rPr>
+          <w:rFonts w:ascii="Comic Neue" w:hAnsi="Comic Neue" w:eastAsia="Comic Neue"/>
+          <w:b w:val="0"/>
+          <w:i w:val="0"/>
+          <w:color w:val="283A50"/>
+          <w:sz w:val="19"/>
+        </w:rPr>
+        <w:t>A tiny synthetic score is a teaching aid, not a real-world performance claim.</w:t>
+      </w:r>
+    </w:p>
+    <w:p>
+      <w:pPr>
+        <w:keepNext/>
+        <w:spacing w:before="0" w:after="0" w:line="240" w:lineRule="auto"/>
+      </w:pPr>
+      <w:r>
+        <w:rPr>
+          <w:rFonts w:ascii="Comic Neue" w:hAnsi="Comic Neue" w:eastAsia="Comic Neue"/>
+          <w:b/>
+          <w:i w:val="0"/>
+          <w:color w:val="213A58"/>
+          <w:sz w:val="20"/>
+        </w:rPr>
+        <w:t xml:space="preserve">Sigma 101  </w:t>
+      </w:r>
+      <w:r>
+        <w:rPr>
+          <w:rFonts w:ascii="Comic Neue" w:hAnsi="Comic Neue" w:eastAsia="Comic Neue"/>
+          <w:b w:val="0"/>
+          <w:i/>
+          <w:color w:val="007B89"/>
+          <w:sz w:val="17"/>
+        </w:rPr>
+        <w:t>[CyberDefenders]</w:t>
+      </w:r>
+    </w:p>
+    <w:p>
+      <w:pPr>
+        <w:spacing w:before="0" w:after="20" w:line="240" w:lineRule="auto"/>
+      </w:pPr>
+      <w:hyperlink r:id="rId11">
+        <w:r>
+          <w:rPr>
+            <w:color w:val="1465A8"/>
+            <w:u w:val="single"/>
+            <w:rFonts w:ascii="DejaVu Sans Mono" w:hAnsi="DejaVu Sans Mono" w:eastAsia="DejaVu Sans Mono"/>
+            <w:sz w:val="15"/>
+          </w:rPr>
+          <w:t>https://cyberdefenders.org/blueteam-ctf-challenges/sigma-101/</w:t>
+        </w:r>
+      </w:hyperlink>
+    </w:p>
+    <w:p>
+      <w:pPr>
+        <w:spacing w:before="0" w:after="60" w:line="240" w:lineRule="auto"/>
+      </w:pPr>
+      <w:r>
+        <w:rPr>
+          <w:rFonts w:ascii="Comic Neue" w:hAnsi="Comic Neue" w:eastAsia="Comic Neue"/>
+          <w:b w:val="0"/>
+          <w:i/>
+          <w:color w:val="5E6D7E"/>
+          <w:sz w:val="17"/>
+        </w:rPr>
+        <w:t>Access note: Direct challenge page for a Sigma detection exercise. Sign-in, downloadable artefacts, and availability/access tier can vary; verify the page before starting.</w:t>
+      </w:r>
+    </w:p>
+    <w:p>
+      <w:pPr>
+        <w:keepNext/>
+        <w:spacing w:before="0" w:after="0" w:line="240" w:lineRule="auto"/>
+      </w:pPr>
+      <w:r>
+        <w:rPr>
+          <w:rFonts w:ascii="Comic Neue" w:hAnsi="Comic Neue" w:eastAsia="Comic Neue"/>
+          <w:b/>
+          <w:i w:val="0"/>
+          <w:color w:val="213A58"/>
+          <w:sz w:val="20"/>
+        </w:rPr>
+        <w:t xml:space="preserve">Splunk: Exploring SPL  </w:t>
+      </w:r>
+      <w:r>
+        <w:rPr>
+          <w:rFonts w:ascii="Comic Neue" w:hAnsi="Comic Neue" w:eastAsia="Comic Neue"/>
+          <w:b w:val="0"/>
+          <w:i/>
+          <w:color w:val="007B89"/>
+          <w:sz w:val="17"/>
+        </w:rPr>
+        <w:t>[TryHackMe]</w:t>
+      </w:r>
+    </w:p>
+    <w:p>
+      <w:pPr>
+        <w:spacing w:before="0" w:after="20" w:line="240" w:lineRule="auto"/>
+      </w:pPr>
+      <w:hyperlink r:id="rId12">
+        <w:r>
+          <w:rPr>
+            <w:color w:val="1465A8"/>
+            <w:u w:val="single"/>
+            <w:rFonts w:ascii="DejaVu Sans Mono" w:hAnsi="DejaVu Sans Mono" w:eastAsia="DejaVu Sans Mono"/>
+            <w:sz w:val="15"/>
+          </w:rPr>
+          <w:t>https://tryhackme.com/room/splunkexploringspl</w:t>
+        </w:r>
+      </w:hyperlink>
+    </w:p>
+    <w:p>
+      <w:pPr>
+        <w:spacing w:before="0" w:after="60" w:line="240" w:lineRule="auto"/>
+      </w:pPr>
+      <w:r>
+        <w:rPr>
+          <w:rFonts w:ascii="Comic Neue" w:hAnsi="Comic Neue" w:eastAsia="Comic Neue"/>
+          <w:b w:val="0"/>
+          <w:i/>
+          <w:color w:val="5E6D7E"/>
+          <w:sz w:val="17"/>
+        </w:rPr>
+        <w:t>Access note: Sign-in required; verify current access. The room provides hands-on SPL practice in its own environment.</w:t>
+      </w:r>
+    </w:p>
+    <w:tbl>
+      <w:tblPr>
+        <w:tblW w:type="auto" w:w="0"/>
+        <w:jc w:val="center"/>
+        <w:tblLayout w:type="autofit"/>
+        <w:tblLook w:firstColumn="1" w:firstRow="1" w:lastColumn="0" w:lastRow="0" w:noHBand="0" w:noVBand="1" w:val="04A0"/>
+      </w:tblPr>
+      <w:tblGrid>
+        <w:gridCol w:w="10080"/>
+      </w:tblGrid>
+      <w:tr>
+        <w:tc>
+          <w:tcPr>
+            <w:tcW w:type="dxa" w:w="10080"/>
+            <w:shd w:fill="DDF4F2"/>
+            <w:tcMar>
+              <w:top w:w="90" w:type="dxa"/>
+              <w:start w:w="150" w:type="dxa"/>
+              <w:bottom w:w="90" w:type="dxa"/>
+              <w:end w:w="150" w:type="dxa"/>
+            </w:tcMar>
+          </w:tcPr>
+          <w:p>
+            <w:pPr>
+              <w:spacing w:before="0" w:after="0" w:line="240" w:lineRule="auto"/>
+            </w:pPr>
+            <w:r>
+              <w:rPr>
+                <w:rFonts w:ascii="Comic Neue" w:hAnsi="Comic Neue" w:eastAsia="Comic Neue"/>
+                <w:b/>
+                <w:i/>
+                <w:color w:val="087F8C"/>
+                <w:sz w:val="18"/>
+              </w:rPr>
+              <w:t xml:space="preserve">ACCESS CHECK  </w:t>
+            </w:r>
+            <w:r>
+              <w:rPr>
+                <w:rFonts w:ascii="Comic Neue" w:hAnsi="Comic Neue" w:eastAsia="Comic Neue"/>
+                <w:b w:val="0"/>
+                <w:i w:val="0"/>
+                <w:color w:val="2F3E50"/>
+                <w:sz w:val="18"/>
+              </w:rPr>
+              <w:t>Open the exact task page and verify the current login, account tier, VM launch button, free/paid terms, and any cost notes before starting. A provider may change availability or retire a challenge.</w:t>
+            </w:r>
+          </w:p>
+        </w:tc>
+      </w:tr>
+    </w:tbl>
+    <w:p>
+      <w:pPr>
+        <w:spacing w:after="0"/>
+      </w:pPr>
+    </w:p>
+    <w:p>
+      <w:pPr>
+        <w:keepNext/>
+        <w:spacing w:before="40" w:after="80" w:line="240" w:lineRule="auto"/>
+      </w:pPr>
+      <w:r>
+        <w:rPr>
+          <w:rFonts w:ascii="Comic Neue" w:hAnsi="Comic Neue" w:eastAsia="Comic Neue"/>
+          <w:b/>
+          <w:i/>
+          <w:color w:val="B34778"/>
+          <w:sz w:val="25"/>
+        </w:rPr>
+        <w:t>Before you click Start</w:t>
+      </w:r>
+    </w:p>
+    <w:p>
+      <w:pPr>
+        <w:pStyle w:val="ListBullet"/>
+        <w:spacing w:before="0" w:after="40" w:line="240" w:lineRule="auto"/>
+      </w:pPr>
+      <w:r>
+        <w:rPr>
+          <w:rFonts w:ascii="Comic Neue" w:hAnsi="Comic Neue" w:eastAsia="Comic Neue"/>
+          <w:b w:val="0"/>
+          <w:i w:val="0"/>
+          <w:color w:val="283A50"/>
+          <w:sz w:val="19"/>
+        </w:rPr>
+        <w:t>Write down the provider’s target/scope and use only the instance it creates for you.</w:t>
+      </w:r>
+    </w:p>
+    <w:p>
+      <w:pPr>
+        <w:pStyle w:val="ListBullet"/>
+        <w:spacing w:before="0" w:after="40" w:line="240" w:lineRule="auto"/>
+      </w:pPr>
+      <w:r>
+        <w:rPr>
+          <w:rFonts w:ascii="Comic Neue" w:hAnsi="Comic Neue" w:eastAsia="Comic Neue"/>
+          <w:b w:val="0"/>
+          <w:i w:val="0"/>
+          <w:color w:val="283A50"/>
+          <w:sz w:val="19"/>
+        </w:rPr>
+        <w:t>Keep this notebook beside the exercise. Use its original course data before trying commands on a local machine.</w:t>
+      </w:r>
+    </w:p>
+    <w:p>
+      <w:pPr>
+        <w:pStyle w:val="ListBullet"/>
+        <w:spacing w:before="0" w:after="40" w:line="240" w:lineRule="auto"/>
+      </w:pPr>
+      <w:r>
+        <w:rPr>
+          <w:rFonts w:ascii="Comic Neue" w:hAnsi="Comic Neue" w:eastAsia="Comic Neue"/>
+          <w:b w:val="0"/>
+          <w:i w:val="0"/>
+          <w:color w:val="283A50"/>
+          <w:sz w:val="19"/>
+        </w:rPr>
+        <w:t>Capture timestamps, filenames, row/packet IDs, and a short explanation; redact credentials, tokens, and personal data.</w:t>
+      </w:r>
+    </w:p>
+    <w:p>
+      <w:pPr>
+        <w:pStyle w:val="ListBullet"/>
+        <w:spacing w:before="0" w:after="40" w:line="240" w:lineRule="auto"/>
+      </w:pPr>
+      <w:r>
+        <w:rPr>
+          <w:rFonts w:ascii="Comic Neue" w:hAnsi="Comic Neue" w:eastAsia="Comic Neue"/>
+          <w:b w:val="0"/>
+          <w:i w:val="0"/>
+          <w:color w:val="283A50"/>
+          <w:sz w:val="19"/>
+        </w:rPr>
+        <w:t>If a page says retired, premium, or downloadable-only, use the alternative listed in the access note or return to the matching interactive lab above.</w:t>
+      </w:r>
+    </w:p>
+    <w:p>
+      <w:pPr>
+        <w:pageBreakBefore/>
+        <w:spacing w:before="0" w:after="20" w:line="240" w:lineRule="auto"/>
+        <w:jc w:val="right"/>
+      </w:pPr>
+      <w:r>
+        <w:rPr>
+          <w:rFonts w:ascii="Comic Neue" w:hAnsi="Comic Neue" w:eastAsia="Comic Neue"/>
+          <w:b/>
+          <w:i/>
+          <w:color w:val="688097"/>
+          <w:sz w:val="15"/>
+        </w:rPr>
+        <w:t>COMMAND NOTEBOOK - COPY ONE LINE AT A TIME</w:t>
+      </w:r>
+    </w:p>
+    <w:p>
+      <w:pPr>
+        <w:keepNext/>
+        <w:spacing w:before="100" w:after="80" w:line="240" w:lineRule="auto"/>
+      </w:pPr>
+      <w:r>
+        <w:rPr>
+          <w:rFonts w:ascii="Comic Neue" w:hAnsi="Comic Neue" w:eastAsia="Comic Neue"/>
+          <w:b/>
+          <w:i/>
+          <w:color w:val="087F8C"/>
+          <w:sz w:val="34"/>
+        </w:rPr>
+        <w:t>Commands you can explain</w:t>
+      </w:r>
+    </w:p>
+    <w:p>
+      <w:pPr>
+        <w:spacing w:before="0" w:after="80" w:line="240" w:lineRule="auto"/>
+      </w:pPr>
+      <w:r>
+        <w:rPr>
+          <w:rFonts w:ascii="Comic Neue" w:hAnsi="Comic Neue" w:eastAsia="Comic Neue"/>
+          <w:b/>
+          <w:i w:val="0"/>
+          <w:color w:val="8B4E24"/>
+          <w:sz w:val="19"/>
+        </w:rPr>
+        <w:t>The evaluator reads fictional CSV rows and prints metrics. Never execute command-line strings from the data.</w:t>
+      </w:r>
+    </w:p>
+    <w:p>
+      <w:pPr>
+        <w:spacing w:before="0" w:after="100" w:line="240" w:lineRule="auto"/>
+      </w:pPr>
+      <w:r>
+        <w:rPr>
+          <w:rFonts w:ascii="Comic Neue" w:hAnsi="Comic Neue" w:eastAsia="Comic Neue"/>
+          <w:b w:val="0"/>
+          <w:i/>
+          <w:color w:val="5A6C7E"/>
+          <w:sz w:val="18"/>
+        </w:rPr>
+        <w:t>First download the matching sample file(s) from the existing card when a command names one. Keep the data in a practice folder and never execute strings stored in evidence.</w:t>
+      </w:r>
+    </w:p>
+    <w:p>
+      <w:pPr>
+        <w:keepNext/>
+        <w:spacing w:before="60" w:after="0" w:line="240" w:lineRule="auto"/>
+      </w:pPr>
+      <w:r>
+        <w:rPr>
+          <w:rFonts w:ascii="Comic Neue" w:hAnsi="Comic Neue" w:eastAsia="Comic Neue"/>
+          <w:b/>
+          <w:i w:val="0"/>
+          <w:color w:val="007B89"/>
+          <w:sz w:val="16"/>
+        </w:rPr>
+        <w:t xml:space="preserve">PYTHON  </w:t>
+      </w:r>
+    </w:p>
+    <w:tbl>
+      <w:tblPr>
+        <w:tblW w:type="auto" w:w="0"/>
+        <w:jc w:val="center"/>
+        <w:tblLook w:firstColumn="1" w:firstRow="1" w:lastColumn="0" w:lastRow="0" w:noHBand="0" w:noVBand="1" w:val="04A0"/>
+      </w:tblPr>
+      <w:tblGrid>
+        <w:gridCol w:w="10080"/>
+      </w:tblGrid>
+      <w:tr>
+        <w:tc>
+          <w:tcPr>
+            <w:tcW w:type="dxa" w:w="10080"/>
+            <w:shd w:fill="EEF5FA"/>
+            <w:tcMar>
+              <w:top w:w="55" w:type="dxa"/>
+              <w:start w:w="110" w:type="dxa"/>
+              <w:bottom w:w="55" w:type="dxa"/>
+              <w:end w:w="110" w:type="dxa"/>
+            </w:tcMar>
+          </w:tcPr>
+          <w:p>
+            <w:pPr>
+              <w:spacing w:before="0" w:after="0" w:line="240" w:lineRule="auto"/>
+            </w:pPr>
+            <w:r>
+              <w:rPr>
+                <w:rFonts w:ascii="DejaVu Sans Mono" w:hAnsi="DejaVu Sans Mono" w:eastAsia="DejaVu Sans Mono"/>
+                <w:b w:val="0"/>
+                <w:i w:val="0"/>
+                <w:color w:val="172E45"/>
+                <w:sz w:val="16"/>
+              </w:rPr>
+              <w:t>python .\evaluate-detection-cases.py .\detection-evaluation-cases.csv</w:t>
+            </w:r>
+          </w:p>
+        </w:tc>
+      </w:tr>
+    </w:tbl>
+    <w:p>
+      <w:pPr>
+        <w:spacing w:before="0" w:after="60" w:line="240" w:lineRule="auto"/>
+      </w:pPr>
+      <w:r>
+        <w:rPr>
+          <w:rFonts w:ascii="Comic Neue" w:hAnsi="Comic Neue" w:eastAsia="Comic Neue"/>
+          <w:b w:val="0"/>
+          <w:i/>
+          <w:color w:val="5D6E80"/>
+          <w:sz w:val="17"/>
+        </w:rPr>
+        <w:t>Run the supplied local evaluation script using the provided CSV. Keep both files in the same directory.</w:t>
+      </w:r>
+    </w:p>
+    <w:p>
+      <w:pPr>
+        <w:keepNext/>
+        <w:spacing w:before="60" w:after="0" w:line="240" w:lineRule="auto"/>
+      </w:pPr>
+      <w:r>
+        <w:rPr>
+          <w:rFonts w:ascii="Comic Neue" w:hAnsi="Comic Neue" w:eastAsia="Comic Neue"/>
+          <w:b/>
+          <w:i w:val="0"/>
+          <w:color w:val="007B89"/>
+          <w:sz w:val="16"/>
+        </w:rPr>
+        <w:t xml:space="preserve">POWERSHELL / INSPECT LABELS  </w:t>
+      </w:r>
+    </w:p>
+    <w:tbl>
+      <w:tblPr>
+        <w:tblW w:type="auto" w:w="0"/>
+        <w:jc w:val="center"/>
+        <w:tblLook w:firstColumn="1" w:firstRow="1" w:lastColumn="0" w:lastRow="0" w:noHBand="0" w:noVBand="1" w:val="04A0"/>
+      </w:tblPr>
+      <w:tblGrid>
+        <w:gridCol w:w="10080"/>
+      </w:tblGrid>
+      <w:tr>
+        <w:tc>
+          <w:tcPr>
+            <w:tcW w:type="dxa" w:w="10080"/>
+            <w:shd w:fill="EEF5FA"/>
+            <w:tcMar>
+              <w:top w:w="55" w:type="dxa"/>
+              <w:start w:w="110" w:type="dxa"/>
+              <w:bottom w:w="55" w:type="dxa"/>
+              <w:end w:w="110" w:type="dxa"/>
+            </w:tcMar>
+          </w:tcPr>
+          <w:p>
+            <w:pPr>
+              <w:spacing w:before="0" w:after="0" w:line="240" w:lineRule="auto"/>
+            </w:pPr>
+            <w:r>
+              <w:rPr>
+                <w:rFonts w:ascii="DejaVu Sans Mono" w:hAnsi="DejaVu Sans Mono" w:eastAsia="DejaVu Sans Mono"/>
+                <w:b w:val="0"/>
+                <w:i w:val="0"/>
+                <w:color w:val="172E45"/>
+                <w:sz w:val="16"/>
+              </w:rPr>
+              <w:t>Import-Csv .\detection-evaluation-cases.csv | Group-Object activity_label | Select-Object Name,Count</w:t>
+            </w:r>
+          </w:p>
+        </w:tc>
+      </w:tr>
+    </w:tbl>
+    <w:p>
+      <w:pPr>
+        <w:spacing w:before="0" w:after="60" w:line="240" w:lineRule="auto"/>
+      </w:pPr>
+      <w:r>
+        <w:rPr>
+          <w:rFonts w:ascii="Comic Neue" w:hAnsi="Comic Neue" w:eastAsia="Comic Neue"/>
+          <w:b w:val="0"/>
+          <w:i/>
+          <w:color w:val="5D6E80"/>
+          <w:sz w:val="17"/>
+        </w:rPr>
+        <w:t>Check the number of benign, suspicious, and ambiguous examples before interpreting results.</w:t>
+      </w:r>
+    </w:p>
+    <w:p>
+      <w:pPr>
+        <w:keepNext/>
+        <w:spacing w:before="60" w:after="0" w:line="240" w:lineRule="auto"/>
+      </w:pPr>
+      <w:r>
+        <w:rPr>
+          <w:rFonts w:ascii="Comic Neue" w:hAnsi="Comic Neue" w:eastAsia="Comic Neue"/>
+          <w:b/>
+          <w:i w:val="0"/>
+          <w:color w:val="007B89"/>
+          <w:sz w:val="16"/>
+        </w:rPr>
+        <w:t xml:space="preserve">POWERSHELL / INSPECT MATCHES  </w:t>
+      </w:r>
+    </w:p>
+    <w:tbl>
+      <w:tblPr>
+        <w:tblW w:type="auto" w:w="0"/>
+        <w:jc w:val="center"/>
+        <w:tblLook w:firstColumn="1" w:firstRow="1" w:lastColumn="0" w:lastRow="0" w:noHBand="0" w:noVBand="1" w:val="04A0"/>
+      </w:tblPr>
+      <w:tblGrid>
+        <w:gridCol w:w="10080"/>
+      </w:tblGrid>
+      <w:tr>
+        <w:tc>
+          <w:tcPr>
+            <w:tcW w:type="dxa" w:w="10080"/>
+            <w:shd w:fill="EEF5FA"/>
+            <w:tcMar>
+              <w:top w:w="55" w:type="dxa"/>
+              <w:start w:w="110" w:type="dxa"/>
+              <w:bottom w:w="55" w:type="dxa"/>
+              <w:end w:w="110" w:type="dxa"/>
+            </w:tcMar>
+          </w:tcPr>
+          <w:p>
+            <w:pPr>
+              <w:spacing w:before="0" w:after="0" w:line="240" w:lineRule="auto"/>
+            </w:pPr>
+            <w:r>
+              <w:rPr>
+                <w:rFonts w:ascii="DejaVu Sans Mono" w:hAnsi="DejaVu Sans Mono" w:eastAsia="DejaVu Sans Mono"/>
+                <w:b w:val="0"/>
+                <w:i w:val="0"/>
+                <w:color w:val="172E45"/>
+                <w:sz w:val="16"/>
+              </w:rPr>
+              <w:t>Import-Csv .\detection-evaluation-cases.csv | Select-Object case_id,activity_label,process,command_line</w:t>
+            </w:r>
+          </w:p>
+        </w:tc>
+      </w:tr>
+    </w:tbl>
+    <w:p>
+      <w:pPr>
+        <w:spacing w:before="0" w:after="60" w:line="240" w:lineRule="auto"/>
+      </w:pPr>
+      <w:r>
+        <w:rPr>
+          <w:rFonts w:ascii="Comic Neue" w:hAnsi="Comic Neue" w:eastAsia="Comic Neue"/>
+          <w:b w:val="0"/>
+          <w:i/>
+          <w:color w:val="5D6E80"/>
+          <w:sz w:val="17"/>
+        </w:rPr>
+        <w:t>Read the inputs and labels side by side; do not execute command_line values.</w:t>
+      </w:r>
+    </w:p>
+    <w:p>
+      <w:pPr>
+        <w:keepNext/>
+        <w:spacing w:before="60" w:after="0" w:line="240" w:lineRule="auto"/>
+      </w:pPr>
+      <w:r>
+        <w:rPr>
+          <w:rFonts w:ascii="Comic Neue" w:hAnsi="Comic Neue" w:eastAsia="Comic Neue"/>
+          <w:b/>
+          <w:i w:val="0"/>
+          <w:color w:val="007B89"/>
+          <w:sz w:val="16"/>
+        </w:rPr>
+        <w:t xml:space="preserve">LINUX / QUICK VIEW  </w:t>
+      </w:r>
+    </w:p>
+    <w:tbl>
+      <w:tblPr>
+        <w:tblW w:type="auto" w:w="0"/>
+        <w:jc w:val="center"/>
+        <w:tblLook w:firstColumn="1" w:firstRow="1" w:lastColumn="0" w:lastRow="0" w:noHBand="0" w:noVBand="1" w:val="04A0"/>
+      </w:tblPr>
+      <w:tblGrid>
+        <w:gridCol w:w="10080"/>
+      </w:tblGrid>
+      <w:tr>
+        <w:tc>
+          <w:tcPr>
+            <w:tcW w:type="dxa" w:w="10080"/>
+            <w:shd w:fill="EEF5FA"/>
+            <w:tcMar>
+              <w:top w:w="55" w:type="dxa"/>
+              <w:start w:w="110" w:type="dxa"/>
+              <w:bottom w:w="55" w:type="dxa"/>
+              <w:end w:w="110" w:type="dxa"/>
+            </w:tcMar>
+          </w:tcPr>
+          <w:p>
+            <w:pPr>
+              <w:spacing w:before="0" w:after="0" w:line="240" w:lineRule="auto"/>
+            </w:pPr>
+            <w:r>
+              <w:rPr>
+                <w:rFonts w:ascii="DejaVu Sans Mono" w:hAnsi="DejaVu Sans Mono" w:eastAsia="DejaVu Sans Mono"/>
+                <w:b w:val="0"/>
+                <w:i w:val="0"/>
+                <w:color w:val="172E45"/>
+                <w:sz w:val="16"/>
+              </w:rPr>
+              <w:t>cut -d, -f1-4 detection-evaluation-cases.csv | head -n 10</w:t>
+            </w:r>
+          </w:p>
+        </w:tc>
+      </w:tr>
+    </w:tbl>
+    <w:p>
+      <w:pPr>
+        <w:spacing w:before="0" w:after="60" w:line="240" w:lineRule="auto"/>
+      </w:pPr>
+      <w:r>
+        <w:rPr>
+          <w:rFonts w:ascii="Comic Neue" w:hAnsi="Comic Neue" w:eastAsia="Comic Neue"/>
+          <w:b w:val="0"/>
+          <w:i/>
+          <w:color w:val="5D6E80"/>
+          <w:sz w:val="17"/>
+        </w:rPr>
+        <w:t>Inspect case ID, expected label, process, and command line in the fixture.</w:t>
+      </w:r>
+    </w:p>
+    <w:p>
+      <w:pPr>
+        <w:keepNext/>
+        <w:spacing w:before="60" w:after="0" w:line="240" w:lineRule="auto"/>
+      </w:pPr>
+      <w:r>
+        <w:rPr>
+          <w:rFonts w:ascii="Comic Neue" w:hAnsi="Comic Neue" w:eastAsia="Comic Neue"/>
+          <w:b/>
+          <w:i w:val="0"/>
+          <w:color w:val="007B89"/>
+          <w:sz w:val="16"/>
+        </w:rPr>
+        <w:t xml:space="preserve">PYTHON VERSION CHECK  </w:t>
+      </w:r>
+    </w:p>
+    <w:tbl>
+      <w:tblPr>
+        <w:tblW w:type="auto" w:w="0"/>
+        <w:jc w:val="center"/>
+        <w:tblLook w:firstColumn="1" w:firstRow="1" w:lastColumn="0" w:lastRow="0" w:noHBand="0" w:noVBand="1" w:val="04A0"/>
+      </w:tblPr>
+      <w:tblGrid>
+        <w:gridCol w:w="10080"/>
+      </w:tblGrid>
+      <w:tr>
+        <w:tc>
+          <w:tcPr>
+            <w:tcW w:type="dxa" w:w="10080"/>
+            <w:shd w:fill="EEF5FA"/>
+            <w:tcMar>
+              <w:top w:w="55" w:type="dxa"/>
+              <w:start w:w="110" w:type="dxa"/>
+              <w:bottom w:w="55" w:type="dxa"/>
+              <w:end w:w="110" w:type="dxa"/>
+            </w:tcMar>
+          </w:tcPr>
+          <w:p>
+            <w:pPr>
+              <w:spacing w:before="0" w:after="0" w:line="240" w:lineRule="auto"/>
+            </w:pPr>
+            <w:r>
+              <w:rPr>
+                <w:rFonts w:ascii="DejaVu Sans Mono" w:hAnsi="DejaVu Sans Mono" w:eastAsia="DejaVu Sans Mono"/>
+                <w:b w:val="0"/>
+                <w:i w:val="0"/>
+                <w:color w:val="172E45"/>
+                <w:sz w:val="16"/>
+              </w:rPr>
+              <w:t>python --version</w:t>
+            </w:r>
+          </w:p>
+        </w:tc>
+      </w:tr>
+    </w:tbl>
+    <w:p>
+      <w:pPr>
+        <w:spacing w:before="0" w:after="60" w:line="240" w:lineRule="auto"/>
+      </w:pPr>
+      <w:r>
+        <w:rPr>
+          <w:rFonts w:ascii="Comic Neue" w:hAnsi="Comic Neue" w:eastAsia="Comic Neue"/>
+          <w:b w:val="0"/>
+          <w:i/>
+          <w:color w:val="5D6E80"/>
+          <w:sz w:val="17"/>
+        </w:rPr>
+        <w:t>Confirm the interpreter is available before running the local script.</w:t>
+      </w:r>
+    </w:p>
+    <w:tbl>
+      <w:tblPr>
+        <w:tblW w:type="auto" w:w="0"/>
+        <w:jc w:val="center"/>
+        <w:tblLayout w:type="autofit"/>
+        <w:tblLook w:firstColumn="1" w:firstRow="1" w:lastColumn="0" w:lastRow="0" w:noHBand="0" w:noVBand="1" w:val="04A0"/>
+      </w:tblPr>
+      <w:tblGrid>
+        <w:gridCol w:w="10080"/>
+      </w:tblGrid>
+      <w:tr>
+        <w:tc>
+          <w:tcPr>
+            <w:tcW w:type="dxa" w:w="10080"/>
+            <w:shd w:fill="E4F0FF"/>
+            <w:tcMar>
+              <w:top w:w="90" w:type="dxa"/>
+              <w:start w:w="150" w:type="dxa"/>
+              <w:bottom w:w="90" w:type="dxa"/>
+              <w:end w:w="150" w:type="dxa"/>
+            </w:tcMar>
+          </w:tcPr>
+          <w:p>
+            <w:pPr>
+              <w:spacing w:before="0" w:after="0" w:line="240" w:lineRule="auto"/>
+            </w:pPr>
+            <w:r>
+              <w:rPr>
+                <w:rFonts w:ascii="Comic Neue" w:hAnsi="Comic Neue" w:eastAsia="Comic Neue"/>
+                <w:b/>
+                <w:i/>
+                <w:color w:val="275D9B"/>
+                <w:sz w:val="18"/>
+              </w:rPr>
+              <w:t xml:space="preserve">COMMAND HABIT  </w:t>
+            </w:r>
+            <w:r>
+              <w:rPr>
+                <w:rFonts w:ascii="Comic Neue" w:hAnsi="Comic Neue" w:eastAsia="Comic Neue"/>
+                <w:b w:val="0"/>
+                <w:i w:val="0"/>
+                <w:color w:val="2F3E50"/>
+                <w:sz w:val="18"/>
+              </w:rPr>
+              <w:t>Check the current working directory, shell, target, and expected effect before pressing Enter. Save the exact command and the output that mattered.</w:t>
+            </w:r>
+          </w:p>
+        </w:tc>
+      </w:tr>
+    </w:tbl>
+    <w:p>
+      <w:pPr>
+        <w:spacing w:after="0"/>
+      </w:pPr>
+    </w:p>
+    <w:p>
+      <w:pPr>
+        <w:pageBreakBefore/>
+        <w:spacing w:before="0" w:after="20" w:line="240" w:lineRule="auto"/>
+        <w:jc w:val="right"/>
+      </w:pPr>
+      <w:r>
+        <w:rPr>
+          <w:rFonts w:ascii="Comic Neue" w:hAnsi="Comic Neue" w:eastAsia="Comic Neue"/>
+          <w:b/>
+          <w:i/>
+          <w:color w:val="688097"/>
+          <w:sz w:val="15"/>
+        </w:rPr>
+        <w:t>RUN THE EXERCISE - RECORD WHAT THE EVIDENCE REALLY SHOWS</w:t>
+      </w:r>
+    </w:p>
+    <w:p>
+      <w:pPr>
+        <w:keepNext/>
+        <w:spacing w:before="100" w:after="80" w:line="240" w:lineRule="auto"/>
+      </w:pPr>
+      <w:r>
+        <w:rPr>
+          <w:rFonts w:ascii="Comic Neue" w:hAnsi="Comic Neue" w:eastAsia="Comic Neue"/>
+          <w:b/>
+          <w:i/>
+          <w:color w:val="087F8C"/>
+          <w:sz w:val="34"/>
+        </w:rPr>
+        <w:t>Guided lab run</w:t>
+      </w:r>
+    </w:p>
+    <w:p>
+      <w:pPr>
+        <w:pStyle w:val="ListBullet"/>
+        <w:spacing w:before="0" w:after="40" w:line="240" w:lineRule="auto"/>
+      </w:pPr>
+      <w:r>
+        <w:rPr>
+          <w:rFonts w:ascii="Comic Neue" w:hAnsi="Comic Neue" w:eastAsia="Comic Neue"/>
+          <w:b w:val="0"/>
+          <w:i w:val="0"/>
+          <w:color w:val="283A50"/>
+          <w:sz w:val="19"/>
+        </w:rPr>
+        <w:t>1. Download the detection CSV and Python script from the existing lab card.</w:t>
+      </w:r>
+    </w:p>
+    <w:p>
+      <w:pPr>
+        <w:pStyle w:val="ListBullet"/>
+        <w:spacing w:before="0" w:after="40" w:line="240" w:lineRule="auto"/>
+      </w:pPr>
+      <w:r>
+        <w:rPr>
+          <w:rFonts w:ascii="Comic Neue" w:hAnsi="Comic Neue" w:eastAsia="Comic Neue"/>
+          <w:b w:val="0"/>
+          <w:i w:val="0"/>
+          <w:color w:val="283A50"/>
+          <w:sz w:val="19"/>
+        </w:rPr>
+        <w:t>2. Run the script; record TP, FP, TN, FN, ambiguous count, precision, recall, specificity, and F1.</w:t>
+      </w:r>
+    </w:p>
+    <w:p>
+      <w:pPr>
+        <w:pStyle w:val="ListBullet"/>
+        <w:spacing w:before="0" w:after="40" w:line="240" w:lineRule="auto"/>
+      </w:pPr>
+      <w:r>
+        <w:rPr>
+          <w:rFonts w:ascii="Comic Neue" w:hAnsi="Comic Neue" w:eastAsia="Comic Neue"/>
+          <w:b w:val="0"/>
+          <w:i w:val="0"/>
+          <w:color w:val="283A50"/>
+          <w:sz w:val="19"/>
+        </w:rPr>
+        <w:t>3. Open each false positive and false negative; explain the exact rule limitation rather than hiding it.</w:t>
+      </w:r>
+    </w:p>
+    <w:p>
+      <w:pPr>
+        <w:pStyle w:val="ListBullet"/>
+        <w:spacing w:before="0" w:after="40" w:line="240" w:lineRule="auto"/>
+      </w:pPr>
+      <w:r>
+        <w:rPr>
+          <w:rFonts w:ascii="Comic Neue" w:hAnsi="Comic Neue" w:eastAsia="Comic Neue"/>
+          <w:b w:val="0"/>
+          <w:i w:val="0"/>
+          <w:color w:val="283A50"/>
+          <w:sz w:val="19"/>
+        </w:rPr>
+        <w:t>4. Make one rule change at a time, re-run the same labelled cases, and compare the results.</w:t>
+      </w:r>
+    </w:p>
+    <w:p>
+      <w:pPr>
+        <w:pStyle w:val="ListBullet"/>
+        <w:spacing w:before="0" w:after="40" w:line="240" w:lineRule="auto"/>
+      </w:pPr>
+      <w:r>
+        <w:rPr>
+          <w:rFonts w:ascii="Comic Neue" w:hAnsi="Comic Neue" w:eastAsia="Comic Neue"/>
+          <w:b w:val="0"/>
+          <w:i w:val="0"/>
+          <w:color w:val="283A50"/>
+          <w:sz w:val="19"/>
+        </w:rPr>
+        <w:t>5. Write a short evaluation note including limitations, sample size, and the reason for any rule change.</w:t>
+      </w:r>
+    </w:p>
+    <w:p>
+      <w:pPr>
+        <w:keepNext/>
+        <w:spacing w:before="40" w:after="80" w:line="240" w:lineRule="auto"/>
+      </w:pPr>
+      <w:r>
+        <w:rPr>
+          <w:rFonts w:ascii="Comic Neue" w:hAnsi="Comic Neue" w:eastAsia="Comic Neue"/>
+          <w:b/>
+          <w:i/>
+          <w:color w:val="B34778"/>
+          <w:sz w:val="25"/>
+        </w:rPr>
+        <w:t>Evidence checklist</w:t>
+      </w:r>
+    </w:p>
+    <w:p>
+      <w:pPr>
+        <w:pStyle w:val="ListBullet"/>
+        <w:spacing w:before="0" w:after="40" w:line="240" w:lineRule="auto"/>
+      </w:pPr>
+      <w:r>
+        <w:rPr>
+          <w:rFonts w:ascii="Comic Neue" w:hAnsi="Comic Neue" w:eastAsia="Comic Neue"/>
+          <w:b w:val="0"/>
+          <w:i w:val="0"/>
+          <w:color w:val="283A50"/>
+          <w:sz w:val="19"/>
+        </w:rPr>
+        <w:t>[ ] What exact lab instance or sample file was used?</w:t>
+      </w:r>
+    </w:p>
+    <w:p>
+      <w:pPr>
+        <w:pStyle w:val="ListBullet"/>
+        <w:spacing w:before="0" w:after="40" w:line="240" w:lineRule="auto"/>
+      </w:pPr>
+      <w:r>
+        <w:rPr>
+          <w:rFonts w:ascii="Comic Neue" w:hAnsi="Comic Neue" w:eastAsia="Comic Neue"/>
+          <w:b w:val="0"/>
+          <w:i w:val="0"/>
+          <w:color w:val="283A50"/>
+          <w:sz w:val="19"/>
+        </w:rPr>
+        <w:t>[ ] Which command/query and time range produced the observation?</w:t>
+      </w:r>
+    </w:p>
+    <w:p>
+      <w:pPr>
+        <w:pStyle w:val="ListBullet"/>
+        <w:spacing w:before="0" w:after="40" w:line="240" w:lineRule="auto"/>
+      </w:pPr>
+      <w:r>
+        <w:rPr>
+          <w:rFonts w:ascii="Comic Neue" w:hAnsi="Comic Neue" w:eastAsia="Comic Neue"/>
+          <w:b w:val="0"/>
+          <w:i w:val="0"/>
+          <w:color w:val="283A50"/>
+          <w:sz w:val="19"/>
+        </w:rPr>
+        <w:t>[ ] What is the directly observed fact, separate from your inference?</w:t>
+      </w:r>
+    </w:p>
+    <w:p>
+      <w:pPr>
+        <w:pStyle w:val="ListBullet"/>
+        <w:spacing w:before="0" w:after="40" w:line="240" w:lineRule="auto"/>
+      </w:pPr>
+      <w:r>
+        <w:rPr>
+          <w:rFonts w:ascii="Comic Neue" w:hAnsi="Comic Neue" w:eastAsia="Comic Neue"/>
+          <w:b w:val="0"/>
+          <w:i w:val="0"/>
+          <w:color w:val="283A50"/>
+          <w:sz w:val="19"/>
+        </w:rPr>
+        <w:t>[ ] What benign/alternative explanation could fit?</w:t>
+      </w:r>
+    </w:p>
+    <w:p>
+      <w:pPr>
+        <w:pStyle w:val="ListBullet"/>
+        <w:spacing w:before="0" w:after="40" w:line="240" w:lineRule="auto"/>
+      </w:pPr>
+      <w:r>
+        <w:rPr>
+          <w:rFonts w:ascii="Comic Neue" w:hAnsi="Comic Neue" w:eastAsia="Comic Neue"/>
+          <w:b w:val="0"/>
+          <w:i w:val="0"/>
+          <w:color w:val="283A50"/>
+          <w:sz w:val="19"/>
+        </w:rPr>
+        <w:t>[ ] What extra record or control would help confirm the conclusion?</w:t>
+      </w:r>
+    </w:p>
+    <w:p>
+      <w:pPr>
+        <w:keepNext/>
+        <w:spacing w:before="40" w:after="80" w:line="240" w:lineRule="auto"/>
+      </w:pPr>
+      <w:r>
+        <w:rPr>
+          <w:rFonts w:ascii="Comic Neue" w:hAnsi="Comic Neue" w:eastAsia="Comic Neue"/>
+          <w:b/>
+          <w:i/>
+          <w:color w:val="B34778"/>
+          <w:sz w:val="25"/>
+        </w:rPr>
+        <w:t>Check your understanding</w:t>
+      </w:r>
+    </w:p>
+    <w:p>
+      <w:pPr>
+        <w:keepNext/>
+        <w:spacing w:before="40" w:after="20" w:line="240" w:lineRule="auto"/>
+      </w:pPr>
+      <w:r>
+        <w:rPr>
+          <w:rFonts w:ascii="Comic Neue" w:hAnsi="Comic Neue" w:eastAsia="Comic Neue"/>
+          <w:b/>
+          <w:i/>
+          <w:color w:val="B34778"/>
+          <w:sz w:val="19"/>
+        </w:rPr>
+        <w:t>Q  Why exclude ambiguous cases from the binary confusion matrix?</w:t>
+      </w:r>
+    </w:p>
+    <w:p>
+      <w:pPr>
+        <w:spacing w:before="0" w:after="60" w:line="240" w:lineRule="auto"/>
+      </w:pPr>
+      <w:r>
+        <w:rPr>
+          <w:rFonts w:ascii="Comic Neue" w:hAnsi="Comic Neue" w:eastAsia="Comic Neue"/>
+          <w:b w:val="0"/>
+          <w:i w:val="0"/>
+          <w:color w:val="263D52"/>
+          <w:sz w:val="18"/>
+        </w:rPr>
+        <w:t>Think it through: Their label intentionally does not settle benign-versus-suspicious status, so forcing a binary answer would misrepresent the test.</w:t>
+      </w:r>
+    </w:p>
+    <w:p>
+      <w:pPr>
+        <w:keepNext/>
+        <w:spacing w:before="40" w:after="20" w:line="240" w:lineRule="auto"/>
+      </w:pPr>
+      <w:r>
+        <w:rPr>
+          <w:rFonts w:ascii="Comic Neue" w:hAnsi="Comic Neue" w:eastAsia="Comic Neue"/>
+          <w:b/>
+          <w:i/>
+          <w:color w:val="B34778"/>
+          <w:sz w:val="19"/>
+        </w:rPr>
+        <w:t>Q  Can 100% precision on nine toy rows prove production quality?</w:t>
+      </w:r>
+    </w:p>
+    <w:p>
+      <w:pPr>
+        <w:spacing w:before="0" w:after="60" w:line="240" w:lineRule="auto"/>
+      </w:pPr>
+      <w:r>
+        <w:rPr>
+          <w:rFonts w:ascii="Comic Neue" w:hAnsi="Comic Neue" w:eastAsia="Comic Neue"/>
+          <w:b w:val="0"/>
+          <w:i w:val="0"/>
+          <w:color w:val="263D52"/>
+          <w:sz w:val="18"/>
+        </w:rPr>
+        <w:t>Think it through: No. It says only how the rule behaved on those particular synthetic rows.</w:t>
+      </w:r>
+    </w:p>
+    <w:p>
+      <w:pPr>
+        <w:keepNext/>
+        <w:spacing w:before="40" w:after="20" w:line="240" w:lineRule="auto"/>
+      </w:pPr>
+      <w:r>
+        <w:rPr>
+          <w:rFonts w:ascii="Comic Neue" w:hAnsi="Comic Neue" w:eastAsia="Comic Neue"/>
+          <w:b/>
+          <w:i/>
+          <w:color w:val="B34778"/>
+          <w:sz w:val="19"/>
+        </w:rPr>
+        <w:t>Q  What usually changes when a detection is made broader?</w:t>
+      </w:r>
+    </w:p>
+    <w:p>
+      <w:pPr>
+        <w:spacing w:before="0" w:after="60" w:line="240" w:lineRule="auto"/>
+      </w:pPr>
+      <w:r>
+        <w:rPr>
+          <w:rFonts w:ascii="Comic Neue" w:hAnsi="Comic Neue" w:eastAsia="Comic Neue"/>
+          <w:b w:val="0"/>
+          <w:i w:val="0"/>
+          <w:color w:val="263D52"/>
+          <w:sz w:val="18"/>
+        </w:rPr>
+        <w:t>Think it through: It may catch more variants (higher recall) but can also alert on more benign cases (more false positives).</w:t>
+      </w:r>
+    </w:p>
+    <w:tbl>
+      <w:tblPr>
+        <w:tblW w:type="auto" w:w="0"/>
+        <w:jc w:val="center"/>
+        <w:tblLayout w:type="autofit"/>
+        <w:tblLook w:firstColumn="1" w:firstRow="1" w:lastColumn="0" w:lastRow="0" w:noHBand="0" w:noVBand="1" w:val="04A0"/>
+      </w:tblPr>
+      <w:tblGrid>
+        <w:gridCol w:w="10080"/>
+      </w:tblGrid>
+      <w:tr>
+        <w:tc>
+          <w:tcPr>
+            <w:tcW w:type="dxa" w:w="10080"/>
+            <w:shd w:fill="FFF1C9"/>
+            <w:tcMar>
+              <w:top w:w="90" w:type="dxa"/>
+              <w:start w:w="150" w:type="dxa"/>
+              <w:bottom w:w="90" w:type="dxa"/>
+              <w:end w:w="150" w:type="dxa"/>
+            </w:tcMar>
+          </w:tcPr>
+          <w:p>
+            <w:pPr>
+              <w:spacing w:before="0" w:after="0" w:line="240" w:lineRule="auto"/>
+            </w:pPr>
+            <w:r>
+              <w:rPr>
+                <w:rFonts w:ascii="Comic Neue" w:hAnsi="Comic Neue" w:eastAsia="Comic Neue"/>
+                <w:b/>
+                <w:i/>
+                <w:color w:val="8A5A00"/>
+                <w:sz w:val="18"/>
+              </w:rPr>
+              <w:t xml:space="preserve">NOTEBOOK CLOSE-OUT  </w:t>
+            </w:r>
+            <w:r>
+              <w:rPr>
+                <w:rFonts w:ascii="Comic Neue" w:hAnsi="Comic Neue" w:eastAsia="Comic Neue"/>
+                <w:b w:val="0"/>
+                <w:i w:val="0"/>
+                <w:color w:val="2F3E50"/>
+                <w:sz w:val="18"/>
+              </w:rPr>
+              <w:t>Finish with: Observation / Evidence source / Why it matters / Alternative explanation / Next check / Limitation. A careful “not enough evidence yet” is a valid professional result.</w:t>
+            </w:r>
+          </w:p>
+        </w:tc>
+      </w:tr>
+    </w:tbl>
+    <w:p>
+      <w:pPr>
+        <w:spacing w:after="0"/>
+      </w:pPr>
+    </w:p>
     <w:sectPr>
       <w:headerReference w:type="default" r:id="rId9"/>
       <w:footerReference w:type="default" r:id="rId10"/>
